--- a/抽離教學_數學/高一數學/IEP第8-9點_高一數學_26-27下學期_融合班通用草稿.docx
+++ b/抽離教學_數學/高一數學/IEP第8-9點_高一數學_26-27下學期_融合班通用草稿.docx
@@ -1328,7 +1328,7 @@
               <w:rPr>
                 <w:rFonts w:hint="eastAsia"/>
               </w:rPr>
-              <w:t>小組教學</w:t>
+              <w:t>小組輔助</w:t>
             </w:r>
             <w:r>
               <w:rPr>
